--- a/docs/Anki_Mastery_Beginner_to_Advanced.docx
+++ b/docs/Anki_Mastery_Beginner_to_Advanced.docx
@@ -101,7 +101,7 @@
                 <w:sz w:val="22"/>
                 <w:szCs w:val="22"/>
               </w:rPr>
-              <w:t xml:space="preserve">From beginner to advanced — with the full science behind spaced repetition</w:t>
+              <w:t xml:space="preserve">From beginner to advanced, with the full science behind spaced repetition</w:t>
             </w:r>
           </w:p>
           <w:p>
@@ -117,7 +117,7 @@
                 <w:sz w:val="20"/>
                 <w:szCs w:val="20"/>
               </w:rPr>
-              <w:t xml:space="preserve">De principiante a avanzado — con la ciencia completa detrás de la repetición espaciada</w:t>
+              <w:t xml:space="preserve">De principiante a avanzado, con la ciencia completa detrás de la repetición espaciada</w:t>
             </w:r>
           </w:p>
           <w:p>
@@ -361,7 +361,7 @@
                 <w:sz w:val="22"/>
                 <w:szCs w:val="22"/>
               </w:rPr>
-              <w:t xml:space="preserve">Each time you successfully recall a memory, the curve resets — flatter than before.</w:t>
+              <w:t xml:space="preserve">Each time you successfully recall a memory, the curve resets, flatter than before.</w:t>
             </w:r>
           </w:p>
           <w:p>
@@ -476,7 +476,7 @@
           <w:sz w:val="22"/>
           <w:szCs w:val="22"/>
         </w:rPr>
-        <w:t xml:space="preserve">A week later, they tested everyone. The third group — the one that took tests instead of re-reading — remembered 50% MORE than the re-readers. Just by being tested. This is called the "testing effect."</w:t>
+        <w:t xml:space="preserve">A week later, they tested everyone. The third group, the one that took tests instead of re-reading, remembered 50% MORE than the re-readers. Just by being tested. This is called the "testing effect."</w:t>
       </w:r>
     </w:p>
     <w:p>
@@ -503,7 +503,7 @@
           <w:sz w:val="20"/>
           <w:szCs w:val="20"/>
         </w:rPr>
-        <w:t xml:space="preserve">Una semana después, probaron a todos. El tercer grupo — el que tomó pruebas en vez de releer — recordó 50% MÁS que los que releyeron. Solo por haber sido probados. Esto se llama el "efecto de prueba."</w:t>
+        <w:t xml:space="preserve">Una semana después, probaron a todos. El tercer grupo, el que tomó pruebas en vez de releer, recordó 50% MÁS que los que releyeron. Solo por haber sido probados. Esto se llama el "efecto de prueba."</w:t>
       </w:r>
     </w:p>
     <w:tbl>
@@ -570,7 +570,7 @@
                 <w:sz w:val="22"/>
                 <w:szCs w:val="22"/>
               </w:rPr>
-              <w:t xml:space="preserve">Trying to recall — even failing — is more powerful than re-reading.</w:t>
+              <w:t xml:space="preserve">Trying to recall, even failing, is more powerful than re-reading.</w:t>
             </w:r>
           </w:p>
           <w:p>
@@ -611,7 +611,7 @@
                 <w:sz w:val="19"/>
                 <w:szCs w:val="19"/>
               </w:rPr>
-              <w:t xml:space="preserve">Tratar de recordar — incluso fallando — es más poderoso que releer. Anki está construido sobre este hallazgo. Cada tarjeta que ves es una prueba. Incluso cuando fallas, tu cerebro aprende más que repasando pasivamente. Fallar ES el gimnasio.</w:t>
+              <w:t xml:space="preserve">Tratar de recordar, incluso fallando, es más poderoso que releer. Anki está construido sobre este hallazgo. Cada tarjeta que ves es una prueba. Incluso cuando fallas, tu cerebro aprende más que repasando pasivamente. Fallar ES el gimnasio.</w:t>
             </w:r>
           </w:p>
           <w:p>
@@ -657,7 +657,7 @@
           <w:sz w:val="22"/>
           <w:szCs w:val="22"/>
         </w:rPr>
-        <w:t xml:space="preserve">In 2006, Cepeda, Pashler, and colleagues did a meta-analysis of distributed practice — combining hundreds of studies. The conclusion was overwhelming: studying spread across days produces medium-to-large effect sizes versus the same total time massed in one session.</w:t>
+        <w:t xml:space="preserve">In 2006, Cepeda, Pashler, and colleagues did a meta-analysis of distributed practice, combining hundreds of studies. The conclusion was overwhelming: studying spread across days produces medium-to-large effect sizes versus the same total time massed in one session.</w:t>
       </w:r>
     </w:p>
     <w:p>
@@ -684,7 +684,7 @@
           <w:sz w:val="20"/>
           <w:szCs w:val="20"/>
         </w:rPr>
-        <w:t xml:space="preserve">En 2006, Cepeda, Pashler, y colegas hicieron un meta-análisis de la práctica distribuida — combinando cientos de estudios. La conclusión fue contundente: estudiar repartido en días produce efectos medianos a grandes versus el mismo tiempo total concentrado en una sola sesión.</w:t>
+        <w:t xml:space="preserve">En 2006, Cepeda, Pashler, y colegas hicieron un meta-análisis de la práctica distribuida, combinando cientos de estudios. La conclusión fue contundente: estudiar repartido en días produce efectos medianos a grandes versus el mismo tiempo total concentrado en una sola sesión.</w:t>
       </w:r>
     </w:p>
     <w:p>
@@ -698,7 +698,7 @@
           <w:sz w:val="22"/>
           <w:szCs w:val="22"/>
         </w:rPr>
-        <w:t xml:space="preserve">In 2022, Kim and Webb did the same kind of meta-analysis — but specifically for second-language learning. Same result. Spacing wins. Decisively.</w:t>
+        <w:t xml:space="preserve">In 2022, Kim and Webb did the same kind of meta-analysis, but specifically for second-language learning. Same result. Spacing wins. Decisively.</w:t>
       </w:r>
     </w:p>
     <w:p>
@@ -725,7 +725,7 @@
           <w:sz w:val="20"/>
           <w:szCs w:val="20"/>
         </w:rPr>
-        <w:t xml:space="preserve">En 2022, Kim y Webb hicieron el mismo tipo de meta-análisis — pero específicamente para aprendizaje de segunda lengua. Mismo resultado. El espaciado gana. Decisivamente.</w:t>
+        <w:t xml:space="preserve">En 2022, Kim y Webb hicieron el mismo tipo de meta-análisis, pero específicamente para aprendizaje de segunda lengua. Mismo resultado. El espaciado gana. Decisivamente.</w:t>
       </w:r>
     </w:p>
     <w:tbl>
@@ -879,7 +879,7 @@
           <w:sz w:val="22"/>
           <w:szCs w:val="22"/>
         </w:rPr>
-        <w:t xml:space="preserve">Walker and Stickgold's research at Harvard showed that memory consolidation happens primarily during sleep — especially slow-wave and REM stages. Studies replicated dozens of times show that students who study before sleep retain measurably more than students who study at the start of the day.</w:t>
+        <w:t xml:space="preserve">Walker and Stickgold's research at Harvard showed that memory consolidation happens primarily during sleep, especially slow-wave and REM stages. Studies replicated dozens of times show that students who study before sleep retain measurably more than students who study at the start of the day.</w:t>
       </w:r>
     </w:p>
     <w:p>
@@ -906,7 +906,7 @@
           <w:sz w:val="20"/>
           <w:szCs w:val="20"/>
         </w:rPr>
-        <w:t xml:space="preserve">La investigación de Walker y Stickgold en Harvard mostró que la consolidación de memoria pasa principalmente durante el sueño — sobre todo en las fases de ondas lentas y REM. Estudios replicados docenas de veces muestran que estudiantes que estudian antes de dormir retienen medible más que los que estudian al inicio del día.</w:t>
+        <w:t xml:space="preserve">La investigación de Walker y Stickgold en Harvard mostró que la consolidación de memoria pasa principalmente durante el sueño, sobre todo en las fases de ondas lentas y REM. Estudios replicados docenas de veces muestran que estudiantes que estudian antes de dormir retienen medible más que los que estudian al inicio del día.</w:t>
       </w:r>
     </w:p>
     <w:tbl>
@@ -987,7 +987,7 @@
                 <w:sz w:val="21"/>
                 <w:szCs w:val="21"/>
               </w:rPr>
-              <w:t xml:space="preserve">Your sleeping brain literally keeps working on what you just reviewed. This is the cheapest 5 minutes you'll ever spend. Treat it like brushing your teeth — non-negotiable.</w:t>
+              <w:t xml:space="preserve">Your sleeping brain literally keeps working on what you just reviewed. This is the cheapest 5 minutes you'll ever spend. Treat it like brushing your teeth, non-negotiable.</w:t>
             </w:r>
           </w:p>
           <w:p>
@@ -1014,7 +1014,7 @@
                 <w:sz w:val="19"/>
                 <w:szCs w:val="19"/>
               </w:rPr>
-              <w:t xml:space="preserve">Haz un repaso de Anki de 5 minutos justo antes de apagar la luz. Tu cerebro dormido literalmente sigue trabajando en lo que acabas de repasar. Estos son los 5 minutos más baratos que vas a invertir. Trátalo como lavarte los dientes — no negociable.</w:t>
+              <w:t xml:space="preserve">Haz un repaso de Anki de 5 minutos justo antes de apagar la luz. Tu cerebro dormido literalmente sigue trabajando en lo que acabas de repasar. Estos son los 5 minutos más baratos que vas a invertir. Trátalo como lavarte los dientes, no negociable.</w:t>
             </w:r>
           </w:p>
           <w:p>
@@ -1050,7 +1050,7 @@
           <w:sz w:val="36"/>
           <w:szCs w:val="36"/>
         </w:rPr>
-        <w:t xml:space="preserve">The three tiers — beginner, intermediate, advanced · Los tres niveles</w:t>
+        <w:t xml:space="preserve">The three tiers, beginner, intermediate, advanced · Los tres niveles</w:t>
       </w:r>
     </w:p>
     <w:p>
@@ -1066,7 +1066,7 @@
           <w:sz w:val="26"/>
           <w:szCs w:val="26"/>
         </w:rPr>
-        <w:t xml:space="preserve">Most beginners try to do advanced Anki on day one. They burn out. Use this ladder. Stay at one level until it feels boring — then climb.</w:t>
+        <w:t xml:space="preserve">Most beginners try to do advanced Anki on day one. They burn out. Use this ladder. Stay at one level until it feels boring, then climb.</w:t>
       </w:r>
     </w:p>
     <w:p>
@@ -1093,7 +1093,7 @@
           <w:sz w:val="21"/>
           <w:szCs w:val="21"/>
         </w:rPr>
-        <w:t xml:space="preserve">La mayoría de principiantes intenta hacer Anki avanzado el primer día. Se queman. Usa esta escalera. Quédate en un nivel hasta que se sienta aburrido — luego sube.</w:t>
+        <w:t xml:space="preserve">La mayoría de principiantes intenta hacer Anki avanzado el primer día. Se queman. Usa esta escalera. Quédate en un nivel hasta que se sienta aburrido, luego sube.</w:t>
       </w:r>
     </w:p>
     <w:p>
@@ -1109,7 +1109,7 @@
           <w:sz w:val="26"/>
           <w:szCs w:val="26"/>
         </w:rPr>
-        <w:t xml:space="preserve">Tier 1 — Beginner (week 1–4) · Nivel 1 — Principiante (semanas 1–4)</w:t>
+        <w:t xml:space="preserve">Tier 1, Beginner (week 1–4) · Nivel 1, Principiante (semanas 1–4)</w:t>
       </w:r>
     </w:p>
     <w:p>
@@ -1453,7 +1453,7 @@
           <w:sz w:val="26"/>
           <w:szCs w:val="26"/>
         </w:rPr>
-        <w:t xml:space="preserve">Tier 2 — Intermediate (month 2–4) · Nivel 2 — Intermedio (mes 2–4)</w:t>
+        <w:t xml:space="preserve">Tier 2, Intermediate (month 2–4) · Nivel 2, Intermedio (mes 2–4)</w:t>
       </w:r>
     </w:p>
     <w:p>
@@ -1592,7 +1592,7 @@
           <w:sz w:val="22"/>
           <w:szCs w:val="22"/>
         </w:rPr>
-        <w:t xml:space="preserve">Add images by tapping the photo button when creating a card. Use Google Images — pick the simplest, clearest image.</w:t>
+        <w:t xml:space="preserve">Add images by tapping the photo button when creating a card. Use Google Images, pick the simplest, clearest image.</w:t>
       </w:r>
     </w:p>
     <w:p>
@@ -1620,7 +1620,7 @@
           <w:sz w:val="19"/>
           <w:szCs w:val="19"/>
         </w:rPr>
-        <w:t xml:space="preserve">Agrega imágenes tocando el botón de foto al crear una tarjeta. Usa Google Images — elige la imagen más simple y clara.</w:t>
+        <w:t xml:space="preserve">Agrega imágenes tocando el botón de foto al crear una tarjeta. Usa Google Images, elige la imagen más simple y clara.</w:t>
       </w:r>
     </w:p>
     <w:p>
@@ -1740,7 +1740,7 @@
           <w:sz w:val="26"/>
           <w:szCs w:val="26"/>
         </w:rPr>
-        <w:t xml:space="preserve">Tier 3 — Advanced (month 5+) · Nivel 3 — Avanzado (mes 5+)</w:t>
+        <w:t xml:space="preserve">Tier 3, Advanced (month 5+) · Nivel 3, Avanzado (mes 5+)</w:t>
       </w:r>
     </w:p>
     <w:p>
@@ -2286,7 +2286,7 @@
           <w:sz w:val="22"/>
           <w:szCs w:val="22"/>
         </w:rPr>
-        <w:t xml:space="preserve">Tap Save. That's one card. Repeat for 4 more. Now you have 5 cards — your daily quota.</w:t>
+        <w:t xml:space="preserve">Tap Save. That's one card. Repeat for 4 more. Now you have 5 cards, your daily quota.</w:t>
       </w:r>
     </w:p>
     <w:p>
@@ -2314,7 +2314,7 @@
           <w:sz w:val="19"/>
           <w:szCs w:val="19"/>
         </w:rPr>
-        <w:t xml:space="preserve">Toca Guardar. Esa es una tarjeta. Repite para 4 más. Ya tienes 5 tarjetas — tu cuota diaria.</w:t>
+        <w:t xml:space="preserve">Toca Guardar. Esa es una tarjeta. Repite para 4 más. Ya tienes 5 tarjetas, tu cuota diaria.</w:t>
       </w:r>
     </w:p>
     <w:p>
@@ -2585,7 +2585,7 @@
           <w:sz w:val="36"/>
           <w:szCs w:val="36"/>
         </w:rPr>
-        <w:t xml:space="preserve">Reading your stats — what they mean · Leyendo tus estadísticas</w:t>
+        <w:t xml:space="preserve">Reading your stats, what they mean · Leyendo tus estadísticas</w:t>
       </w:r>
     </w:p>
     <w:p>
@@ -2656,7 +2656,7 @@
           <w:sz w:val="22"/>
           <w:szCs w:val="22"/>
         </w:rPr>
-        <w:t xml:space="preserve">"Mature" means the card has an interval longer than 21 days — Anki has decided it's solidly in your long-term memory. This is the number you want to grow. Mature cards are your real vocabulary.</w:t>
+        <w:t xml:space="preserve">"Mature" means the card has an interval longer than 21 days, Anki has decided it's solidly in your long-term memory. This is the number you want to grow. Mature cards are your real vocabulary.</w:t>
       </w:r>
     </w:p>
     <w:p>
@@ -2683,7 +2683,7 @@
           <w:sz w:val="20"/>
           <w:szCs w:val="20"/>
         </w:rPr>
-        <w:t xml:space="preserve">"Maduras" significa que la tarjeta tiene un intervalo de más de 21 días — Anki decidió que está sólidamente en tu memoria a largo plazo. Este es el número que quieres hacer crecer. Las tarjetas maduras son tu vocabulario real.</w:t>
+        <w:t xml:space="preserve">"Maduras" significa que la tarjeta tiene un intervalo de más de 21 días, Anki decidió que está sólidamente en tu memoria a largo plazo. Este es el número que quieres hacer crecer. Las tarjetas maduras son tu vocabulario real.</w:t>
       </w:r>
     </w:p>
     <w:p>
@@ -2817,7 +2817,7 @@
           <w:sz w:val="36"/>
           <w:szCs w:val="36"/>
         </w:rPr>
-        <w:t xml:space="preserve">Common mistakes — and how to fix them · Errores comunes — y cómo arreglarlos</w:t>
+        <w:t xml:space="preserve">Common mistakes, and how to fix them · Errores comunes, y cómo arreglarlos</w:t>
       </w:r>
     </w:p>
     <w:p>
@@ -2847,7 +2847,7 @@
           <w:sz w:val="22"/>
           <w:szCs w:val="22"/>
         </w:rPr>
-        <w:t xml:space="preserve">Your encoding is weak. Open those cards and add an image, an example sentence from your real life, and a phonetic mnemonic — something silly and memorable that contains the sound of the word. The card itself needs to be more vivid.</w:t>
+        <w:t xml:space="preserve">Your encoding is weak. Open those cards and add an image, an example sentence from your real life, and a phonetic mnemonic, something silly and memorable that contains the sound of the word. The card itself needs to be more vivid.</w:t>
       </w:r>
     </w:p>
     <w:p>
@@ -2874,7 +2874,7 @@
           <w:sz w:val="20"/>
           <w:szCs w:val="20"/>
         </w:rPr>
-        <w:t xml:space="preserve">Tu codificación está débil. Abre esas tarjetas y agrega una imagen, una oración de tu vida real, y una mnemotecnia fonética — algo absurdo y memorable que contenga el sonido de la palabra. La tarjeta misma necesita ser más vívida.</w:t>
+        <w:t xml:space="preserve">Tu codificación está débil. Abre esas tarjetas y agrega una imagen, una oración de tu vida real, y una mnemotecnia fonética, algo absurdo y memorable que contenga el sonido de la palabra. La tarjeta misma necesita ser más vívida.</w:t>
       </w:r>
     </w:p>
     <w:p>
@@ -2961,7 +2961,7 @@
           <w:sz w:val="22"/>
           <w:szCs w:val="22"/>
         </w:rPr>
-        <w:t xml:space="preserve">You're being dishonest with yourself. "Easy" pushes the next review to weeks or months out — and then you'll forget. Be brutal: only "Easy" for instant, no-thought recall. Most cards should be "Good."</w:t>
+        <w:t xml:space="preserve">You're being dishonest with yourself. "Easy" pushes the next review to weeks or months out, and then you'll forget. Be brutal: only "Easy" for instant, no-thought recall. Most cards should be "Good."</w:t>
       </w:r>
     </w:p>
     <w:p>
@@ -2988,7 +2988,7 @@
           <w:sz w:val="20"/>
           <w:szCs w:val="20"/>
         </w:rPr>
-        <w:t xml:space="preserve">Estás siendo deshonesto contigo mismo. "Easy" empuja el siguiente repaso a semanas o meses — y vas a olvidar. Sé brutal: solo "Easy" para recuerdo instantáneo y sin pensar. La mayoría debería ser "Good."</w:t>
+        <w:t xml:space="preserve">Estás siendo deshonesto contigo mismo. "Easy" empuja el siguiente repaso a semanas o meses, y vas a olvidar. Sé brutal: solo "Easy" para recuerdo instantáneo y sin pensar. La mayoría debería ser "Good."</w:t>
       </w:r>
     </w:p>
     <w:p>
@@ -3018,7 +3018,7 @@
           <w:sz w:val="22"/>
           <w:szCs w:val="22"/>
         </w:rPr>
-        <w:t xml:space="preserve">NO. Open Anki. Do today's reviews. The backlog will look bad — but it shrinks fast. Within 3 days you'll be caught up. Quitting is worse than missing a week.</w:t>
+        <w:t xml:space="preserve">NO. Open Anki. Do today's reviews. The backlog will look bad, but it shrinks fast. Within 3 days you'll be caught up. Quitting is worse than missing a week.</w:t>
       </w:r>
     </w:p>
     <w:p>
@@ -3045,7 +3045,7 @@
           <w:sz w:val="20"/>
           <w:szCs w:val="20"/>
         </w:rPr>
-        <w:t xml:space="preserve">NO. Abre Anki. Haz los repasos de hoy. El atraso se ve feo — pero baja rápido. En 3 días estarás al día. Abandonar es peor que faltar una semana.</w:t>
+        <w:t xml:space="preserve">NO. Abre Anki. Haz los repasos de hoy. El atraso se ve feo, pero baja rápido. En 3 días estarás al día. Abandonar es peor que faltar una semana.</w:t>
       </w:r>
     </w:p>
     <w:p>
@@ -3122,7 +3122,7 @@
           <w:sz w:val="36"/>
           <w:szCs w:val="36"/>
         </w:rPr>
-        <w:t xml:space="preserve">Paper alternative — the Leitner Box · Alternativa en papel — la Caja de Leitner</w:t>
+        <w:t xml:space="preserve">Paper alternative, the Leitner Box · Alternativa en papel, la Caja de Leitner</w:t>
       </w:r>
     </w:p>
     <w:p>
@@ -3200,7 +3200,7 @@
           <w:sz w:val="22"/>
           <w:szCs w:val="22"/>
         </w:rPr>
-        <w:t xml:space="preserve">Get five small boxes — shoeboxes, plastic containers, even five envelopes. Label them: 1, 2, 3, 4, 5.</w:t>
+        <w:t xml:space="preserve">Get five small boxes, shoeboxes, plastic containers, even five envelopes. Label them: 1, 2, 3, 4, 5.</w:t>
       </w:r>
     </w:p>
     <w:p>
@@ -3228,7 +3228,7 @@
           <w:sz w:val="19"/>
           <w:szCs w:val="19"/>
         </w:rPr>
-        <w:t xml:space="preserve">Consigue cinco cajas pequeñas — de zapatos, recipientes, incluso cinco sobres. Etiquétalas: 1, 2, 3, 4, 5.</w:t>
+        <w:t xml:space="preserve">Consigue cinco cajas pequeñas, de zapatos, recipientes, incluso cinco sobres. Etiquétalas: 1, 2, 3, 4, 5.</w:t>
       </w:r>
     </w:p>
     <w:p>
@@ -3530,7 +3530,7 @@
                 <w:sz w:val="22"/>
                 <w:szCs w:val="22"/>
               </w:rPr>
-              <w:t xml:space="preserve">It's the SAME algorithm as Anki — just done with your hands.</w:t>
+              <w:t xml:space="preserve">It's the SAME algorithm as Anki, just done with your hands.</w:t>
             </w:r>
           </w:p>
           <w:p>
@@ -3544,7 +3544,7 @@
                 <w:sz w:val="21"/>
                 <w:szCs w:val="21"/>
               </w:rPr>
-              <w:t xml:space="preserve">Anki's math was actually inspired by Leitner's paper system. Both use the principle of expanding intervals after success and reset after failure. If you'd rather hold paper than tap a screen — same science, same results, no app required.</w:t>
+              <w:t xml:space="preserve">Anki's math was actually inspired by Leitner's paper system. Both use the principle of expanding intervals after success and reset after failure. If you'd rather hold paper than tap a screen, same science, same results, no app required.</w:t>
             </w:r>
           </w:p>
           <w:p>
@@ -3571,7 +3571,7 @@
                 <w:sz w:val="19"/>
                 <w:szCs w:val="19"/>
               </w:rPr>
-              <w:t xml:space="preserve">Es el MISMO algoritmo de Anki — solo hecho con las manos. Las matemáticas de Anki en realidad se inspiraron en el sistema en papel de Leitner. Ambos usan el principio de intervalos crecientes tras éxito y reinicio tras fallo. Si prefieres tocar papel que tocar una pantalla — misma ciencia, mismos resultados, sin app requerida.</w:t>
+              <w:t xml:space="preserve">Es el MISMO algoritmo de Anki, solo hecho con las manos. Las matemáticas de Anki en realidad se inspiraron en el sistema en papel de Leitner. Ambos usan el principio de intervalos crecientes tras éxito y reinicio tras fallo. Si prefieres tocar papel que tocar una pantalla, misma ciencia, mismos resultados, sin app requerida.</w:t>
             </w:r>
           </w:p>
           <w:p>
